--- a/assets/Seok-Ho-Han-Resume-2026.docx
+++ b/assets/Seok-Ho-Han-Resume-2026.docx
@@ -1011,51 +1011,9 @@
                   <w:szCs w:val="22"/>
                   <w:lang w:val="es-ES"/>
                 </w:rPr>
-                <w:t>s</w:t>
-              </w:r>
-              <w:r>
-                <w:rPr>
-                  <w:rStyle w:val="Hyperlink"/>
-                  <w:rFonts w:ascii="Century Gothic" w:hAnsi="Century Gothic" w:cs="Century Gothic"/>
-                  <w:sz w:val="22"/>
-                  <w:szCs w:val="22"/>
-                  <w:lang w:val="es-ES"/>
-                </w:rPr>
-                <w:t>eok</w:t>
+                <w:t>designerseokho</w:t>
               </w:r>
               <w:proofErr w:type="spellEnd"/>
-              <w:r>
-                <w:rPr>
-                  <w:rStyle w:val="Hyperlink"/>
-                  <w:rFonts w:ascii="Century Gothic" w:hAnsi="Century Gothic" w:cs="Century Gothic"/>
-                  <w:sz w:val="22"/>
-                  <w:szCs w:val="22"/>
-                  <w:lang w:val="es-ES"/>
-                </w:rPr>
-                <w:t>-</w:t>
-              </w:r>
-              <w:proofErr w:type="spellStart"/>
-              <w:r>
-                <w:rPr>
-                  <w:rStyle w:val="Hyperlink"/>
-                  <w:rFonts w:ascii="Century Gothic" w:hAnsi="Century Gothic" w:cs="Century Gothic"/>
-                  <w:sz w:val="22"/>
-                  <w:szCs w:val="22"/>
-                  <w:lang w:val="es-ES"/>
-                </w:rPr>
-                <w:t>ho</w:t>
-              </w:r>
-              <w:proofErr w:type="spellEnd"/>
-              <w:r>
-                <w:rPr>
-                  <w:rStyle w:val="Hyperlink"/>
-                  <w:rFonts w:ascii="Century Gothic" w:hAnsi="Century Gothic" w:cs="Century Gothic"/>
-                  <w:sz w:val="22"/>
-                  <w:szCs w:val="22"/>
-                  <w:lang w:val="es-ES"/>
-                </w:rPr>
-                <w:t>-han</w:t>
-              </w:r>
             </w:hyperlink>
           </w:p>
           <w:p>
@@ -1307,6 +1265,7 @@
                 <w:sz w:val="22"/>
                 <w:szCs w:val="22"/>
               </w:rPr>
+              <w:lastRenderedPageBreak/>
               <w:t>Problem Solving</w:t>
             </w:r>
           </w:p>
@@ -1326,7 +1285,6 @@
                 <w:sz w:val="22"/>
                 <w:szCs w:val="22"/>
               </w:rPr>
-              <w:lastRenderedPageBreak/>
               <w:t xml:space="preserve">Time </w:t>
             </w:r>
             <w:r>
